--- a/HCM_KS25_CNTT7_NGUYENQUOCTHANG_06/PHÂN TÍCH YÊU CẦU.docx
+++ b/HCM_KS25_CNTT7_NGUYENQUOCTHANG_06/PHÂN TÍCH YÊU CẦU.docx
@@ -64,13 +64,7 @@
               <w:t xml:space="preserve">Use case chưa đăng nhập : tìm kiếm chuyến bay </w:t>
             </w:r>
             <w:r>
-              <w:t xml:space="preserve">, </w:t>
-            </w:r>
-            <w:r>
-              <w:t>Xem chi tiết ( giờ bay , giá , số chỗ trống)</w:t>
-            </w:r>
-            <w:r>
-              <w:t xml:space="preserve"> . </w:t>
+              <w:t xml:space="preserve">, Xem chi tiết ( giờ bay , giá , số chỗ trống) . </w:t>
             </w:r>
           </w:p>
           <w:p>
@@ -722,6 +716,70 @@
       </w:r>
       <w:r>
         <w:tab/>
+      </w:r>
+      <w:r>
+        <w:t xml:space="preserve">5. </w:t>
+      </w:r>
+    </w:p>
+    <w:p>
+      <w:pPr>
+        <w:pStyle w:val="ListParagraph"/>
+        <w:ind w:left="0"/>
+        <w:rPr>
+          <w:noProof/>
+        </w:rPr>
+      </w:pPr>
+    </w:p>
+    <w:p>
+      <w:pPr>
+        <w:pStyle w:val="ListParagraph"/>
+        <w:ind w:left="0"/>
+      </w:pPr>
+      <w:r>
+        <w:rPr>
+          <w:noProof/>
+        </w:rPr>
+        <w:drawing>
+          <wp:inline distT="0" distB="0" distL="0" distR="0" wp14:anchorId="17B68AC3" wp14:editId="67C1FD6E">
+            <wp:extent cx="5731510" cy="4555490"/>
+            <wp:effectExtent l="0" t="0" r="2540" b="0"/>
+            <wp:docPr id="1033318238" name="Picture 1"/>
+            <wp:cNvGraphicFramePr>
+              <a:graphicFrameLocks xmlns:a="http://schemas.openxmlformats.org/drawingml/2006/main" noChangeAspect="1"/>
+            </wp:cNvGraphicFramePr>
+            <a:graphic xmlns:a="http://schemas.openxmlformats.org/drawingml/2006/main">
+              <a:graphicData uri="http://schemas.openxmlformats.org/drawingml/2006/picture">
+                <pic:pic xmlns:pic="http://schemas.openxmlformats.org/drawingml/2006/picture">
+                  <pic:nvPicPr>
+                    <pic:cNvPr id="1033318238" name="Picture 1033318238"/>
+                    <pic:cNvPicPr/>
+                  </pic:nvPicPr>
+                  <pic:blipFill>
+                    <a:blip r:embed="rId6">
+                      <a:extLst>
+                        <a:ext uri="{28A0092B-C50C-407E-A947-70E740481C1C}">
+                          <a14:useLocalDpi xmlns:a14="http://schemas.microsoft.com/office/drawing/2010/main" val="0"/>
+                        </a:ext>
+                      </a:extLst>
+                    </a:blip>
+                    <a:stretch>
+                      <a:fillRect/>
+                    </a:stretch>
+                  </pic:blipFill>
+                  <pic:spPr>
+                    <a:xfrm>
+                      <a:off x="0" y="0"/>
+                      <a:ext cx="5731510" cy="4555490"/>
+                    </a:xfrm>
+                    <a:prstGeom prst="rect">
+                      <a:avLst/>
+                    </a:prstGeom>
+                  </pic:spPr>
+                </pic:pic>
+              </a:graphicData>
+            </a:graphic>
+          </wp:inline>
+        </w:drawing>
       </w:r>
     </w:p>
     <w:sectPr>
